--- a/example_articles/immigration_status/Not Immigrant/1.immigration_status_Not Immigrant_New_York_Times.docx
+++ b/example_articles/immigration_status/Not Immigrant/1.immigration_status_Not Immigrant_New_York_Times.docx
@@ -7,9 +7,7 @@
         <w:pStyle w:val="Heading1"/>
       </w:pPr>
       <w:r>
-        <w:t>A Growing Rage in Bay Ridge;</w:t>
-        <w:br/>
-        <w:t>Change Breeds Violence in a Once-Quiet Corner of Brooklyn</w:t>
+        <w:t>Miami Imam Sent Money to Terrorists, Jury Finds</w:t>
       </w:r>
     </w:p>
     <w:p>
@@ -19,17 +17,17 @@
     </w:p>
     <w:p>
       <w:r>
-        <w:t>Date: 1994-11-29</w:t>
+        <w:t>Date: 2013-03-05</w:t>
       </w:r>
     </w:p>
     <w:p>
       <w:r>
-        <w:t>Section: Section B; ; Section B;  Page 1;  Column 2;  Metropolitan Desk ; Column 2;</w:t>
+        <w:t>Section: Section A; Column 0; National Desk; Pg. 16</w:t>
       </w:r>
     </w:p>
     <w:p>
       <w:r>
-        <w:t>Source file: NYT/54.DOCX</w:t>
+        <w:t>Source file: NYT/23.DOCX</w:t>
       </w:r>
     </w:p>
     <w:p>
@@ -51,119 +49,28 @@
     </w:p>
     <w:p>
       <w:r>
-        <w:t>David O'Connor describes his father's occupation as "drinker." He says that the man exited his life by his second birthday and that his mother, a diner waitress, let him take to the streets of Brooklyn at age 14.</w:t>
+        <w:t>MIAMI -- The imam of a small mosque in a working-class neighborhood here was found guilty in federal court on Monday of providing thousands of dollars of support to the Pakistani Taliban.</w:t>
         <w:br/>
-        <w:t>Now 15, he sleeps in a small bedroom in a group home. He has been arrested once, charged with stealing a car, and is described by administrators at Telecommunications High School in Bay Ridge as a troubled student. Born to an Irish Catholic family, he says he has no great use for religion.</w:t>
+        <w:t>Capping a two-month trial, the imam, Hafiz Khan, 77, an American citizen who came to the United States in 1994, was found guilty by a jury of two counts of conspiracy and two counts of providing material support to terrorists. Each count faces a maximum 15-year prison sentence.</w:t>
         <w:br/>
-        <w:t>Instead, David has joined the Netas, a largely Hispanic gang that tends to draw its members from neighborhoods far removed from the middle-class streets of Bay Ridge, Brooklyn.</w:t>
+        <w:t>Over the course of four days, the frail cleric delivered long speeches to the jury in Pashto, his native language, coming to his own defense. Mr. Khan said that he was ''totally against'' the Taliban and that he had sent the money to Pakistan to provide for his family and the Muslim school he had founded in the Swat Valley in Pakistan.</w:t>
         <w:br/>
-        <w:t>"They have given me a right way of living," David said of the Netas. "I'm trying to choose a life of living. I'm against abuse. And there is abuse going on all over."</w:t>
+        <w:t>But federal prosecutors said Mr. Khan and, to a lesser extent, other relatives, not only embraced the Taliban's mission but also helped finance it. Mr. Khan, they said, sent an estimated $50,000 to the Pakistani Taliban, which is allied with Al Qaeda and is responsible for attacks against the Pakistani police and military targets.</w:t>
         <w:br/>
-        <w:t>His decision to join the Netas made David O'Connor a rarity, but there are hundreds of other teen-agers in southwest Brooklyn who share his isolation, anger and confusion, and who are bringing an edge of fear and violence to one of New York's more stable neighborhoods.</w:t>
+        <w:t>Prosecutors built their case around hundreds of F.B.I. recordings of Mr. Khan's telephone conversations. In those calls, he praised Taliban attacks, including those against United States military personnel and the failed 2010 attempt to detonate a bomb in Times Square. He also discussed the thousands of dollars he was funneling to Pakistan. Prosecutors also relied on bank records and a confidential informant.</w:t>
         <w:br/>
-        <w:t>In recent months, two brutal attacks have put a spotlight on the violence. In one case, an Ecuadorean immigrant was beaten to death by a group of high school students in Dyker Beach Park, and in another, a transit police officer was attacked and left for dead after he confronted some unruly teen-agers drinking outside his building in Bay Ridge.</w:t>
+        <w:t>In court, Mr. Khan, who was chastised by the judge for his rambling, evasive testimony, said he pretended to support the Taliban and extremism because he wanted the $1 million that was being offered to him by a man who turned out to be an informant. But prosecutors said there were no conversations about $1 million on any of the tapes.</w:t>
         <w:br/>
-        <w:t>The attacks reflect what law-enforcement officials say is an alarming increase in both random and calculated violence in otherwise stable white enclaves of the city.</w:t>
+        <w:t>''That is not supporting terrorism,'' Mr. Khan's lawyer, Khurrum Wahid, said in a closing argument. ''That is an old guy running a scam, who got scammed.''</w:t>
         <w:br/>
-        <w:t>In Queens, for instance, prosecutors and the police have identified loose gangs of white middle-class teen-agers who talk about respect, loyalty and family and who engage in everything from innocuous rowdiness in local parks to the menacing of unsuspecting neighbors, often immigrants or minorities. The assaults are often brutal, and the presence of guns is on the rise.</w:t>
+        <w:t>The case was brought in May 2011, when prosecutors charged six defendants with conspiring with and supporting the Pakistani Taliban. In the end, only Mr. Khan, the imam of the Flagler Mosque, went to trial.</w:t>
         <w:br/>
-        <w:t>Many residents contend that the attacks in southwest Brooklyn are unrelated aberrations. But for others, they share some traits with the 1986 racial killing in Howard Beach, Queens, and the 1989 murder of Yusuf Hawkins, a black teen-ager, in Bensonhurst, Brooklyn.</w:t>
+        <w:t>In January, Judge Robert N. Scola Jr. of the United States District Court for the Southern District of Florida dropped the charges against Mr. Khan's son Izhar Khan, an imam at a mosque in Margate, Fla., for lack of evidence. Federal prosecutors had already dropped terrorism and conspiracy charges against a second son for lack of evidence. Three other defendants remain in Pakistan.</w:t>
         <w:br/>
-        <w:t>"The common thread is hate," said the Brooklyn District Attorney, Charles J. Hynes.</w:t>
+        <w:t>Since the 2001 terrorist attacks, it has become increasingly common for prosecutors to charge people with supporting the Pakistani Taliban even if they did not carry out operations themselves. Of the 50 top terrorism cases since Sept. 11, about 70 percent have involved financing or other support to terrorist groups, according to the Center on Law and Security at the New York University School of Law.</w:t>
         <w:br/>
-        <w:t>And in Bay Ridge another thread is economics. The effects of a persistent recession, say the police and others familiar with the neighborhood, have blurred the lines between the poor and the middle class. This has contributed further to the sense of disenfranchisement and anger among the neighborhood's whites, whose mean income falls below that of both blacks and Asians.</w:t>
         <w:br/>
-        <w:t>"A lot of these kids lead really depressed lives," said John Trimmer, a youth officer in the 68th Precinct. "In East New York, you look around and the whole neighborhood is down. But the kids in Bay Ridge look out the window and see half-million-dollar houses and they know they are the have-nots."</w:t>
-        <w:br/>
-        <w:t>White working-class teen-agers walk the streets of Bay Ridge at all hours, often in groups that the police, with an almost embarrassed shrug, call "marginal gangs." They stand together outside Fort Hamilton High School and in neighborhood parks, smoking cigarettes, drinking beer and talking acidly about their perpetual war of wills against their parents and the police.</w:t>
-        <w:br/>
-        <w:t>Some have razors tucked in their wallets, and brag that a mere whistle can produce other armed friends. They talk about the importance of "protection," though when pressed, they are often unable to articulate what or whom they need protection from.</w:t>
-        <w:br/>
-        <w:t>"I hate when cops are in places where they shouldn't be," snapped Manuela Allegretti, a cherub-faced 15-year-old, as she puffed on a cigarette outside school one recent afternoon. "I don't need gangs right now. But I got my backup."</w:t>
-        <w:br/>
-        <w:t>Of course, the world of Bay Ridge has not been wholly reinvented. It remains handsome and reasonably safe -- the 68th Precinct has reported only four homicides this year and ranks 25th of the city's 76 precincts in felonious assaults. For many residents, car thefts are the biggest problem.</w:t>
-        <w:br/>
-        <w:t xml:space="preserve"> </w:t>
-        <w:br/>
-        <w:t>Change Goes Deeper Than Demographics</w:t>
-        <w:br/>
-        <w:t xml:space="preserve"> But in dozens of interviews, Bay Ridge residents, educators, counselors and law-enforcement officials talked about a demographic, economic and even spiritual altering of their neighborhood -- a shift that has left an increasing minority of teen-agers dislocated, disaffected and dangerous.</w:t>
-        <w:br/>
-        <w:t>"The kids are about defiance, and they have this fearlessness," said Officer Margaret Bonica, a youth officer at the 68th Precinct in Bay Ridge. "And they have all this hate. It emanates from them. They don't even know why or against what. But they don't want a part of the world the way it is."</w:t>
-        <w:br/>
-        <w:t>Alcohol, they say, has ravaged the neighborhood as crack has other parts of the city. Economic hardship has hit households and commercial strips. Families have splintered. And despite the neighborhood's Irish and Italian roots, the Catholic Church is a mostly phantom presence for many, its influence diminished by declining resources, membership and relevance to the young. Local counselors talk of teen-agers coming in to centers for aid and listing "pagan" on medical forms as their religion.</w:t>
-        <w:br/>
-        <w:t>Michael Vitale, a senior at Xaverian High School, a private Catholic school for boys on Shore Road, said he lived in Coney Island before Bay Ridge, and has had guns pointed at him in both neighborhoods.</w:t>
-        <w:br/>
-        <w:t>"I know the kids who beat up that cop, and if it had happened a while back, I could have been one of them," he said. "Bay Ridge, Bensonhurst, you see craziness taking over kids of all neighborhoods. I don't see a way of figuring out how to stop it. Not our generation."</w:t>
-        <w:br/>
-        <w:t>The hardening attitudes among young people have created a number of paradoxes for the neighborhood. Though its politically conservative voters helped elect Rudolph W. Giuliani as Mayor, some now find themselves lamenting his budget cuts, saying the youth programs that are being eliminated could help keep their children off the street.</w:t>
-        <w:br/>
-        <w:t>And in their urgent search for help, some elected officials and educators have turned to the directors of the Crown Heights Youth Collective for ideas on how to provide direction and guidance for their children.</w:t>
-        <w:br/>
-        <w:t>"There are the same conditions here now as kids face in Harlem or elsewhere," said Neil Kenney, a Fort Hamilton teacher who was born and raised in the neighborhood. "Bay Ridge has created its own monster."</w:t>
-        <w:br/>
-        <w:t xml:space="preserve"> </w:t>
-        <w:br/>
-        <w:t>With Diversity Comes Hostility</w:t>
-        <w:br/>
-        <w:t xml:space="preserve"> Since World War II, Bay Ridge has been an almost exclusively white, middle-class Irish and Italian neighborhood, its large Catholic parishes anchors of resources and direction, its streets graced by some spectacular homes with views of the Narrows and rows of limestone homes that for generations housed large, seemingly close-knit families.</w:t>
-        <w:br/>
-        <w:t>Today's Bay Ridge is increasingly populated by immigrants -- Arab, Russian, Asian and Hispanic. The 1990 census found that nearly 8 percent of Bay Ridge is Asian and 6 percent Hispanic, and that its total minority population of 17 percent was double what it was in 1980.</w:t>
-        <w:br/>
-        <w:t>"There is always that dimension of hostility when a neighborhood goes through change," said Councilman Sal F. Albanese, who represents the neighborhood.</w:t>
-        <w:br/>
-        <w:t>It is that kind of hostility that the police say led to the killing of Manuel Aucaquizhpi, a 40-year-old Ecuadorean immigrant who was the last one left in Dyker Park one evening last September when a group of white teen-agers, enraged over an earlier dispute with other Hispanic men, stumbled upon him.</w:t>
-        <w:br/>
-        <w:t>The police say the neighborhood boys, shouting anti-Hispanic epithets, took their fury out on Mr, Aucaquizhpi with baseball bats and table legs. He died several days later.</w:t>
-        <w:br/>
-        <w:t>Late one night several weeks later Sgt. Louis Cosentino of the transit police confronted a group of teen-agers who were making a racket under his apartment window. They responded with a beating that broke more than a dozen bones in his face, and left him, his pants half off, bleeding in the street.</w:t>
-        <w:br/>
-        <w:t xml:space="preserve"> </w:t>
-        <w:br/>
-        <w:t>Anger and Despair, Soaked in Alcohol</w:t>
-        <w:br/>
-        <w:t xml:space="preserve"> The police and other experts say that money and alcohol are at the heart of much of the anger and disaffection. The average household income in Bay Ridge is $42,000, yet more than half the households have two or more family members working full-time.</w:t>
-        <w:br/>
-        <w:t>Ten percent of the neighborhood lives below the poverty line. The service jobs at institutions like Metropolitan Life and the Equitable Life Assurance Society, once large employers of Catholic high school graduates, no longer exist.</w:t>
-        <w:br/>
-        <w:t>One administrator at a Bay Ridge mental health clinic said more than half of the center's 1,000 neighborhood clients use public assistance to pay for the services.</w:t>
-        <w:br/>
-        <w:t>When youth officers knock on the doors of teen-agers who have got into trouble, they are often surprised by the destitute quality of the apartments, units that from the street appear well-kept.</w:t>
-        <w:br/>
-        <w:t>"They are finding that the homes are a mess, utterly filthy," said Capt. Robert Mescolotto of the 68th Precinct. "One officer said he felt like he was back in the South Bronx."</w:t>
-        <w:br/>
-        <w:t>And alcoholism is commonplace, experts say. Third Avenue, one of the neighborhood's main commercial strips, is filled with bars, with one on nearly every corner. The 68th Precinct, in response to the beating of Sergeant Cosentino, has begun an aggressive crackdown on teen-agers caught with beer, and on the stores that sell to them.</w:t>
-        <w:br/>
-        <w:t>"Based on easy observation, the problem with alcohol in Bay Ridge is phenomenal," said Officer Trimmer. "It's Bay Ridge's drug of choice." Mr. Albanese says there is not a single formal alcohol or substance-abuse treatment center in the neighborhood.</w:t>
-        <w:br/>
-        <w:t>The police say the problems with alcohol have contributed to the creeping nihilism among some youths. They hang out in groups on the street or in the parks, calling themselves "United States Criminals," or "The 69th Street Troopers," confronting the police who constantly tell them to move along or face arrest.</w:t>
-        <w:br/>
-        <w:t xml:space="preserve"> </w:t>
-        <w:br/>
-        <w:t>A Common Lament: Where Can We Go?</w:t>
-        <w:br/>
-        <w:t xml:space="preserve"> Parents and children alike complain that there is simply nothing else for them to do. "I would appreciate it big time if they would open something here for older kids," said Carolyn Pohore, 18, on her second try as a senior at Fort Hamilton. Miss Pohore, who admits that she has struggled with alcohol, has lived with her boyfriend's family and found herself drawn to the area parks when exhausted or bored.</w:t>
-        <w:br/>
-        <w:t>"The cops try to split us up, but where are we going to go?" she asked. "Your friends are No. 1, they are your family, and so the cops are the enemy because they are trying to break up your family."</w:t>
-        <w:br/>
-        <w:t>Educators and social workers say that many of Bay Ridge's children come from families as badly fractured and troubled as in poorer neighborhoods.</w:t>
-        <w:br/>
-        <w:t>"Our kids are going home to what is often a hell," said Kevin Cormack, an administrator at Xaverian. "There are single parents, without father figures, or with alcoholic, dysfunctional fathers. The hell for the kids is isolation."</w:t>
-        <w:br/>
-        <w:t>And though the Catholic Church once played a strong role in Bay Ridge in helping troubled families, today it is a fading presence. The churches have had their own funds depleted, and their numbers of priests reduced. Many stable families who formed the backbone of local parishes have left, for Staten Island or New Jersey, while those who remained are often less committed to the church.</w:t>
-        <w:br/>
-        <w:t>Of a group of nearly three dozen Xaverian students interviewed, none said he had a meaningful relationship with his local church.</w:t>
-        <w:br/>
-        <w:t>Our Lady of Angels, one of the largest Bay Ridge parishes, has seen its number of families sliced to 3,500, from 6,600 a decade ago. Of the four major parishes in Bay Ridge, only St. Anselm's has sustained its elementary school population. At St. Patrick's, for example, the school population in 1983 was 559; a decade later, it was 272.</w:t>
-        <w:br/>
-        <w:t>"The parish structure now doesn't touch kids at all," said Msgr. Howard Basler, the former pastor of St. Andrew's in Bay Ridge. "The institutions of the church are incapable of extending the arm to the young people that they did a generation ago."</w:t>
-        <w:br/>
-        <w:t>The sense of emptiness among the neighborhood's teen-agers, then, is deep and pervasive.</w:t>
-        <w:br/>
-        <w:t>"I don't know that the kids in Bay Ridge, and I mean kids from all classes, are malicious or psychopathic," said Sal Ferrera, president of Xaverian High School. "But they are quite different than they were 10 or 15 years ago, and there's a growing minority that are deeply troubled.</w:t>
-        <w:br/>
-        <w:t>"If we don't do something, we're in for more trouble."</w:t>
+        <w:t>http://www.nytimes.com/2013/03/05/us/hafiz-khan-miami-imam-found-guilty-of-supporting-pakistani-taliban.html</w:t>
         <w:br/>
         <w:br/>
         <w:t>Graphic</w:t>
@@ -171,7 +78,7 @@
         <w:br/>
         <w:t xml:space="preserve"> </w:t>
         <w:br/>
-        <w:t>Photos: Valerie Miriello, 16, a junior at Fort Hamilton High, says she is ridiculed because her boyfriend is black. "People make comments behind my back," she said. "Some of them think it is ridiculous or disgusting. I didn't think people my age could think that way, but in this Irish preppy area, they don't go for that." "To me, the trouble is all about the deterioration of the family," said Michael Vitale, left, a senior at Xaverian High School, of the trouble in Bay Ridge. "That gives kids freedom. But you have to be able to handle it. For kids who don't have money, they try to get power other ways, try to get respect. They want to feel invincible." He sat with his friends Ryans Calmont, center, and Paul Stumbo, a sophomore, who said: "How can I come off the street, and then go to church and hear about loving your neighbor? It doesn't make sense for my life." (Photographs by Linda Rosier for The New York Times); "I know there is anger out there. If I could go anywhere, I think I'd rather live in Long Island or upstate -- a place where it is peaceful." -- DAVID O'CONNOR, a member of the Netas street gang. (Linda Rosier for the New York Times); "We're all kind of jumpy when it comes to cops, because they tell us to get off the streets, but where do we go? So we pick up the bottle. . ." -- CAROLYN POHORE, senior, Fort Hamilton High School. (Linda Rosier for the New York Times); "Kids have become desensitized. Death is not put on a high pedestal. And there are hard-core kids in Bay Ridge. They try to act so hard. They can't get approval. They want power, they think it feels great. I saw it in the neighborhood I live in, and you hear about violence in public schools. But It's coming to Bay Ridge. It's coming here. Someone has to find a way to stop it." -- SAMMY FRANCOIS, senior, Xaverian High School. (Steve Berman for The New York Times); "Most of the time there is something holding you on, something making you care, but a lot of kids I know, they have lost hope. No one my age is happy. I know people who are so completely miserable, they have bad lives, there is something wrong, they are convinced that something is going to hurt them. Some of them don't feel thay can handle even the smallest tasks." -- JESSICA HAFFEY, sophomore, Fort Hamilton High School. (Steve Berman for The New York Times)(pg. 1)</w:t>
+        <w:t>PHOTO: Flagler Mosque in Miami in 2011, when its imam, Hafiz Khan, was charged with providing support to the Pakistani Taliban. (PHOTOGRAPH BY JOE RAEDLE/GETTY IMAGES)</w:t>
       </w:r>
     </w:p>
     <w:sectPr>

--- a/example_articles/immigration_status/Not Immigrant/1.immigration_status_Not Immigrant_New_York_Times.docx
+++ b/example_articles/immigration_status/Not Immigrant/1.immigration_status_Not Immigrant_New_York_Times.docx
@@ -7,7 +7,7 @@
         <w:pStyle w:val="Heading1"/>
       </w:pPr>
       <w:r>
-        <w:t>Miami Imam Sent Money to Terrorists, Jury Finds</w:t>
+        <w:t>Ship Is Traced to Horrors Of Slavery's Final Years</w:t>
       </w:r>
     </w:p>
     <w:p>
@@ -17,17 +17,17 @@
     </w:p>
     <w:p>
       <w:r>
-        <w:t>Date: 2013-03-05</w:t>
+        <w:t>Date: 2019-05-24</w:t>
       </w:r>
     </w:p>
     <w:p>
       <w:r>
-        <w:t>Section: Section A; Column 0; National Desk; Pg. 16</w:t>
+        <w:t>Section: Section A; Column 0; National Desk; Pg. 20</w:t>
       </w:r>
     </w:p>
     <w:p>
       <w:r>
-        <w:t>Source file: NYT/23.DOCX</w:t>
+        <w:t>Source file: NYT/19.DOCX</w:t>
       </w:r>
     </w:p>
     <w:p>
@@ -49,28 +49,66 @@
     </w:p>
     <w:p>
       <w:r>
-        <w:t>MIAMI -- The imam of a small mosque in a working-class neighborhood here was found guilty in federal court on Monday of providing thousands of dollars of support to the Pakistani Taliban.</w:t>
+        <w:t>Over the years, the hunt for the remains of the last ship known to have brought enslaved people into the United States has been fraught with a mix of tumult and hope.</w:t>
         <w:br/>
-        <w:t>Capping a two-month trial, the imam, Hafiz Khan, 77, an American citizen who came to the United States in 1994, was found guilty by a jury of two counts of conspiracy and two counts of providing material support to terrorists. Each count faces a maximum 15-year prison sentence.</w:t>
+        <w:t xml:space="preserve">There was a discovery last year of wreckage that, after much excitement and international headlines, was determined a false alarm. Hopes were raised, then dashed, then raised again -- not only among marine archaeologists, but also among the descendants of the ship's human cargo, many of whom make their homes in a tiny South Alabama community called Africatown. </w:t>
         <w:br/>
-        <w:t>Over the course of four days, the frail cleric delivered long speeches to the jury in Pashto, his native language, coming to his own defense. Mr. Khan said that he was ''totally against'' the Taliban and that he had sent the money to Pakistan to provide for his family and the Muslim school he had founded in the Swat Valley in Pakistan.</w:t>
+        <w:t xml:space="preserve">  Then, on Wednesday, came an announcement from the Alabama Historical Commission: Another shipwreck, one of many marooned under a muddy stretch of the Mobile River, was almost certainly the Clotilda, a wooden vessel of horrors that carried 110 Africans to the United States in 1860, more than a half-century after the importation of slaves was declared illegal.</w:t>
         <w:br/>
-        <w:t>But federal prosecutors said Mr. Khan and, to a lesser extent, other relatives, not only embraced the Taliban's mission but also helped finance it. Mr. Khan, they said, sent an estimated $50,000 to the Pakistani Taliban, which is allied with Al Qaeda and is responsible for attacks against the Pakistani police and military targets.</w:t>
+        <w:t xml:space="preserve">  The find, historians said, revives a story of unspeakable cruelty, but also the story of a people who somehow survived this indignity and many others like it.</w:t>
         <w:br/>
-        <w:t>Prosecutors built their case around hundreds of F.B.I. recordings of Mr. Khan's telephone conversations. In those calls, he praised Taliban attacks, including those against United States military personnel and the failed 2010 attempt to detonate a bomb in Times Square. He also discussed the thousands of dollars he was funneling to Pakistan. Prosecutors also relied on bank records and a confidential informant.</w:t>
+        <w:t xml:space="preserve">  The last voyage of the Clotilda, from Benin, Africa, to Mobile Bay, Ala., ''represented one of the darkest eras of modern history,'' Lisa Demetropoulos Jones, the commission's executive director, said in a statement.</w:t>
         <w:br/>
-        <w:t>In court, Mr. Khan, who was chastised by the judge for his rambling, evasive testimony, said he pretended to support the Taliban and extremism because he wanted the $1 million that was being offered to him by a man who turned out to be an informant. But prosecutors said there were no conversations about $1 million on any of the tapes.</w:t>
+        <w:t xml:space="preserve">  ''This new discovery brings the tragedy of slavery into focus while witnessing the triumph and resilience of the human spirit in overcoming the horrific crime that led to the establishment of Africatown,'' she continued.</w:t>
         <w:br/>
-        <w:t>''That is not supporting terrorism,'' Mr. Khan's lawyer, Khurrum Wahid, said in a closing argument. ''That is an old guy running a scam, who got scammed.''</w:t>
+        <w:t xml:space="preserve">  The discovery was aided by input from the Smithsonian Institution, the National Park Service, the National Geographic Society and the Slave Wrecks Project, a multinational group researching the slave trade, and comes at a moment when civil rights museums have opened across the South. African-American history is also finding powerful new expression in the National Museum of African American History and Culture, which opened in Washington in 2016.</w:t>
         <w:br/>
-        <w:t>The case was brought in May 2011, when prosecutors charged six defendants with conspiring with and supporting the Pakistani Taliban. In the end, only Mr. Khan, the imam of the Flagler Mosque, went to trial.</w:t>
+        <w:t xml:space="preserve">  But the news is likely to resonate most forcefully in Africatown, a working-class community of about 2,000 people north of downtown Mobile. It was founded by people who had been transported to Alabama in the Clotilda's hull, and it was a place where African languages were spoken for decades.</w:t>
         <w:br/>
-        <w:t>In January, Judge Robert N. Scola Jr. of the United States District Court for the Southern District of Florida dropped the charges against Mr. Khan's son Izhar Khan, an imam at a mosque in Margate, Fla., for lack of evidence. Federal prosecutors had already dropped terrorism and conspiracy charges against a second son for lack of evidence. Three other defendants remain in Pakistan.</w:t>
+        <w:t xml:space="preserve">  More recently, the area was hit hard by paper mill closings, but there is a plan to build a welcome center and a museum, largely funded by money from a settlement with the oil giant BP after the Deepwater Horizon oil spill in 2010.</w:t>
         <w:br/>
-        <w:t>Since the 2001 terrorist attacks, it has become increasingly common for prosecutors to charge people with supporting the Pakistani Taliban even if they did not carry out operations themselves. Of the 50 top terrorism cases since Sept. 11, about 70 percent have involved financing or other support to terrorist groups, according to the Center on Law and Security at the New York University School of Law.</w:t>
+        <w:t xml:space="preserve">  Although it was not clear whether any of the wreckage could be restored, Councilman Levon Manzie, who represents the area, said he hoped that the ship, or parts of it, would be prominently displayed in Africatown.</w:t>
+        <w:br/>
+        <w:t xml:space="preserve">  ''We are incredibly proud as a people and as a community that this link to our history has finally been discovered, and uncovered, and hopefully will be fully appreciated,'' Mr. Manzie said Wednesday evening. His dream, he said, was ''to restore it to the degree that's possible and to truly tell this unique American story, this unique Mobile story, in a grand fashion.''</w:t>
+        <w:br/>
+        <w:t xml:space="preserve">  After the Clotilda's arrival in the United States, its captain, William Foster, burned the ship in an effort to conceal evidence of the illegal smuggling trip. The Africans aboard were distributed to slave owners, according to the Alabama Historical Commission.</w:t>
+        <w:br/>
+        <w:t xml:space="preserve">  After the Civil War, some of the ship's survivors gathered in hopes of returning to Africa, but they were unable to do so. Instead, they founded Africatown.</w:t>
+        <w:br/>
+        <w:t xml:space="preserve">  Stories of the ship and its survivors were passed down from generation to generation, although doubts also lingered given the lack of physical proof.</w:t>
+        <w:br/>
+        <w:t xml:space="preserve">  That changed -- or so it seemed -- in January 2018, when Ben Raines, a writer and documentarian who was then a reporter for AL.com, published an article in which he said he had found the remains of a ship that appeared to be the Clotilda.</w:t>
+        <w:br/>
+        <w:t xml:space="preserve">  But that March, experts determined that the ship he had found was too big to be the Clotilda. The stories that followed were not so kind. ''I was devastated,'' said Mr. Raines, the son of Howell Raines, a former executive editor of The New York Times. ''I was sort of this journalistic laughingstock.''</w:t>
+        <w:br/>
+        <w:t xml:space="preserve">  The younger Mr. Raines persisted, sure that he was on to something. He said he convinced researchers at the University of Southern Mississippi to bring a crew to the area to survey for more shipwrecks. They found many. One initially seemed like a big log pile.</w:t>
+        <w:br/>
+        <w:t xml:space="preserve">  Then Mr. Raines discovered a piece of lumber with square nails in it -- a telltale sign, he said, of 19th-century construction.</w:t>
+        <w:br/>
+        <w:t xml:space="preserve">  ''Guys, we just found a ship from the 1850s,'' he recalled saying at the time.</w:t>
+        <w:br/>
+        <w:t xml:space="preserve">  The experts returned, led by James Delgado, an authority in maritime archaeology. A painstaking act of detective work followed, involving hunts for archived documents, more dives, X-ray fluorescence tests and comparisons of building materials, dimensions and stories.</w:t>
+        <w:br/>
+        <w:t xml:space="preserve">  ''There is nothing definitive in terms of a name on a piece of wood or a bell, so what we had to rely on is a series of pieces of evidence that together would lead you to a conclusion,'' Dr. Delgado said Wednesday.</w:t>
+        <w:br/>
+        <w:t xml:space="preserve">  The pieces started to fall into place. Insurance records said the ship had white oak framing and planking of northern yellow pine. Those materials were found underwater.</w:t>
+        <w:br/>
+        <w:t xml:space="preserve">  The ship was listed as 86 feet long by 23 feet wide, with a 6-foot-11-inch depth of hold. Those, too, matched the dimensions of the wreck.</w:t>
+        <w:br/>
+        <w:t xml:space="preserve">  Among other things, the researchers found ''deformed, carbonized rounded pieces of wood that come from an intense fire,'' Dr. Delgado said. ''We brought in a forensic fire investigator. It was consistent with a fire that had burned for a while.''</w:t>
+        <w:br/>
+        <w:t xml:space="preserve">  Many other leads checked out. And though confirmation with complete certainty is impossible, Dr. Delgado said he believes they have come close. His team wrote a report and sent it to six scientists for a peer review.</w:t>
+        <w:br/>
+        <w:t xml:space="preserve">  ''All of them, to a one,'' he said, ''concluded that this was likely Clotilda.''</w:t>
+        <w:br/>
+        <w:t xml:space="preserve">  Now the focus will turn to protecting the ship, and deciding whether it can somehow be displayed. More archaeological work is also likely, potentially revealing additional elements of the long-submerged story.</w:t>
+        <w:br/>
+        <w:t xml:space="preserve">  For the moment, Mr. Raines said, he is feeling a good dose of vindication, and joy for Africatown.</w:t>
+        <w:br/>
+        <w:t xml:space="preserve">  ''This,'' he said, ''tells America their story.''</w:t>
         <w:br/>
         <w:br/>
-        <w:t>http://www.nytimes.com/2013/03/05/us/hafiz-khan-miami-imam-found-guilty-of-supporting-pakistani-taliban.html</w:t>
+        <w:t>https://www.nytimes.com/2019/05/23/us/clotilda-slave-ship-alabama.html</w:t>
         <w:br/>
         <w:br/>
         <w:t>Graphic</w:t>
@@ -78,7 +116,11 @@
         <w:br/>
         <w:t xml:space="preserve"> </w:t>
         <w:br/>
-        <w:t>PHOTO: Flagler Mosque in Miami in 2011, when its imam, Hafiz Khan, was charged with providing support to the Pakistani Taliban. (PHOTOGRAPH BY JOE RAEDLE/GETTY IMAGES)</w:t>
+        <w:t>PHOTOS: Kyle Lent, a marine archaeologist, with a plank believed to be from the Clotilda, the last known slave ship, north of Mobile Bay, Ala. (PHOTOGRAPH BY DANIEL FIORE/SEARCH INC., VIA ASSOCIATED PRESS)</w:t>
+        <w:br/>
+        <w:t>Ben Raines, a writer and documentarian who played a leading role in finding the Clotilda.</w:t>
+        <w:br/>
+        <w:t xml:space="preserve"> Many who arrived on the Clotilda are buried at a cemetery in Africatown, near downtown Mobile. (PHOTOGRAPHS BY EMILY KASK FOR THE NEW YORK TIMES)</w:t>
       </w:r>
     </w:p>
     <w:sectPr>
